--- a/مستندات/درخواست وسعت رزق پس از خواندن ختم.docx
+++ b/مستندات/درخواست وسعت رزق پس از خواندن ختم.docx
@@ -28,7 +28,19 @@
         <w:rPr>
           <w:rtl/>
         </w:rPr>
-        <w:t>اَللّٰهُمَّ اِنْ کَانَ رِزْقِی فِی السَّمَاءِ فَاَنزِلْهُ وَاِنْ کَانَ فِی الْاَرْضِ فَاَخْرِجْهُ وَاِنْ کَانَ بَعِیداً فَقَرِّبهُ وَاِنْ کَانَ قَرِیباً فَیَسِّـرهُ وَاِنْ کَانَ قَلِیلاً فَکَثِّـرْﮦُ وَاِنْ کَانَ کَثِیراً فَبَارِكْ لیٖ فِیهِ وَاَرسِلْهُ عَلیٰ اَیْدِی خِیٰارِ خَلْقِكَ وَلاٰ تُحْوِجْنِی اِلیٰ شِـرٰارِ خَلْقِكَ وَاِنْ لَمْ یَکُنْ فَکَوِّنْهُ بِکِیْنُونِیَّتِكَ وَوَحْدَانِیَّتِكَ، اَللّٰهُمَّ انْقُلْهُ اِلَیَّ حَیْثُ اَکُونُ وَلاٰ تَنْقُلْنِی اِلَیْهِ حَیْثُ یَکُونُ، اِنَّكَ عَلیٰ کُلِّ شَیْءٍ قَدِیرٌ.خداوندا اگر روزی من در آسمان است او را فرود آور، اگر در زمین است بیرون آور، اگر دور است نزدیک گردان، اگر نزدیک است آسان فرما، اگر کم است زیاد کن و اگر زیاد است برکت بده برایم در آن، و با دست بندگان خوب و نیکوکارت به من برسان، و مرا نیازمند بندگان بدت مفرما. و اگر وجود ندارد آن را به هستی خویش و یکتایی‌ات ایجاد کن، خداوندا آن را هر جا من هستم منتقل کن، و مرا به هر جا که او هست منتقل مکن، که تو بر هر چیز توانا هستی.</w:t>
+        <w:t>اَللّٰهُمَّ اِنْ کَانَ رِزْقِی فِی السَّمَاءِ فَاَنزِلْهُ وَاِنْ کَانَ فِی الْاَرْضِ فَاَخْرِجْهُ وَاِنْ کَانَ بَعِیداً فَقَرِّبهُ وَاِنْ کَانَ قَرِیباً فَیَسِّـرهُ وَاِنْ کَانَ قَلِیلاً فَکَثِّـرْﮦُ وَاِنْ کَانَ کَثِیراً فَبَارِكْ لیٖ فِیهِ وَاَرسِلْهُ عَلیٰ اَیْدِی خِیٰارِ خَلْقِكَ وَلاٰ تُحْوِجْنِی اِلیٰ شِـرٰارِ خَلْقِكَ وَاِنْ لَمْ یَکُنْ فَکَوِّنْهُ بِکِیْنُونِیَّتِكَ وَوَحْدَانِیَّتِكَ، اَللّٰهُمَّ انْقُلْهُ اِلَیَّ حَیْثُ اَکُونُ وَلاٰ تَنْقُلْنِی اِلَیْهِ حَیْثُ یَکُونُ، اِنَّكَ عَلیٰ کُلِّ شَیْءٍ قَدِیرٌ.</w:t>
+      </w:r>
+      <w:r>
+        <w:rPr>
+          <w:rtl/>
+        </w:rPr>
+        <w:br/>
+      </w:r>
+      <w:r>
+        <w:rPr>
+          <w:rtl/>
+        </w:rPr>
+        <w:t>خداوندا اگر روزی من در آسمان است او را فرود آور، اگر در زمین است بیرون آور، اگر دور است نزدیک گردان، اگر نزدیک است آسان فرما، اگر کم است زیاد کن و اگر زیاد است برکت بده برایم در آن، و با دست بندگان خوب و نیکوکارت به من برسان، و مرا نیازمند بندگان بدت مفرما. و اگر وجود ندارد آن را به هستی خویش و یکتایی‌ات ایجاد کن، خداوندا آن را هر جا من هستم منتقل کن، و مرا به هر جا که او هست منتقل مکن، که تو بر هر چیز توانا هستی.</w:t>
       </w:r>
       <w:r>
         <w:br/>
@@ -653,6 +665,7 @@
   <w:style w:type="character" w:default="1" w:styleId="DefaultParagraphFont">
     <w:name w:val="Default Paragraph Font"/>
     <w:uiPriority w:val="1"/>
+    <w:semiHidden/>
     <w:unhideWhenUsed/>
   </w:style>
   <w:style w:type="table" w:default="1" w:styleId="TableNormal">
